--- a/Tables/Table_male_counts_model_year.docx
+++ b/Tables/Table_male_counts_model_year.docx
@@ -129,7 +129,7 @@
               <w:jc w:val="left"/>
             </w:pPr>
             <w:r>
-              <w:t xml:space="preserve">111.93</w:t>
+              <w:t xml:space="preserve">112.05</w:t>
             </w:r>
           </w:p>
         </w:tc>
@@ -141,7 +141,7 @@
               <w:jc w:val="left"/>
             </w:pPr>
             <w:r>
-              <w:t xml:space="preserve">101.59 – 123.60</w:t>
+              <w:t xml:space="preserve">101.70 – 123.73</w:t>
             </w:r>
           </w:p>
         </w:tc>
@@ -153,7 +153,7 @@
               <w:jc w:val="left"/>
             </w:pPr>
             <w:r>
-              <w:t xml:space="preserve">94.32</w:t>
+              <w:t xml:space="preserve">94.35</w:t>
             </w:r>
           </w:p>
         </w:tc>
@@ -219,7 +219,7 @@
               <w:jc w:val="left"/>
             </w:pPr>
             <w:r>
-              <w:t xml:space="preserve">-6.50</w:t>
+              <w:t xml:space="preserve">-6.47</w:t>
             </w:r>
           </w:p>
         </w:tc>
@@ -303,7 +303,7 @@
               <w:jc w:val="left"/>
             </w:pPr>
             <w:r>
-              <w:t xml:space="preserve">0.841</w:t>
+              <w:t xml:space="preserve">0.839</w:t>
             </w:r>
           </w:p>
         </w:tc>

--- a/Tables/Table_male_counts_model_year.docx
+++ b/Tables/Table_male_counts_model_year.docx
@@ -129,7 +129,7 @@
               <w:jc w:val="left"/>
             </w:pPr>
             <w:r>
-              <w:t xml:space="preserve">112.05</w:t>
+              <w:t xml:space="preserve">112.31</w:t>
             </w:r>
           </w:p>
         </w:tc>
@@ -141,7 +141,7 @@
               <w:jc w:val="left"/>
             </w:pPr>
             <w:r>
-              <w:t xml:space="preserve">101.70 – 123.73</w:t>
+              <w:t xml:space="preserve">104.51 – 120.78</w:t>
             </w:r>
           </w:p>
         </w:tc>
@@ -153,7 +153,7 @@
               <w:jc w:val="left"/>
             </w:pPr>
             <w:r>
-              <w:t xml:space="preserve">94.35</w:t>
+              <w:t xml:space="preserve">127.92</w:t>
             </w:r>
           </w:p>
         </w:tc>
@@ -207,7 +207,7 @@
               <w:jc w:val="left"/>
             </w:pPr>
             <w:r>
-              <w:t xml:space="preserve">0.65 – 0.80</w:t>
+              <w:t xml:space="preserve">0.67 – 0.78</w:t>
             </w:r>
           </w:p>
         </w:tc>
@@ -219,7 +219,7 @@
               <w:jc w:val="left"/>
             </w:pPr>
             <w:r>
-              <w:t xml:space="preserve">-6.47</w:t>
+              <w:t xml:space="preserve">-8.60</w:t>
             </w:r>
           </w:p>
         </w:tc>
@@ -303,7 +303,7 @@
               <w:jc w:val="left"/>
             </w:pPr>
             <w:r>
-              <w:t xml:space="preserve">0.839</w:t>
+              <w:t xml:space="preserve">0.953</w:t>
             </w:r>
           </w:p>
         </w:tc>
